--- a/report_template/template_main/gHRR_CustomEdition_LYZL_v1.1.0.docx
+++ b/report_template/template_main/gHRR_CustomEdition_LYZL_v1.1.0.docx
@@ -2634,6 +2634,7 @@
                 <w:sz w:val="17"/>
                 <w:szCs w:val="17"/>
               </w:rPr>
+              <w:lastRenderedPageBreak/>
               <w:t>{</w:t>
             </w:r>
             <w:r>
@@ -2660,7 +2661,6 @@
                 <w:sz w:val="17"/>
                 <w:szCs w:val="17"/>
               </w:rPr>
-              <w:lastRenderedPageBreak/>
               <w:t>{{a.transcript_primary }}</w:t>
             </w:r>
           </w:p>
@@ -2729,25 +2729,33 @@
                 <w:sz w:val="17"/>
                 <w:szCs w:val="17"/>
               </w:rPr>
-              <w:t>{%p if a.cnv_type == “HeteDel”%}</w:t>
-            </w:r>
-          </w:p>
-          <w:p>
-            <w:pPr>
-              <w:jc w:val="center"/>
-              <w:rPr>
-                <w:rFonts w:ascii="思源黑体 CN Normal" w:eastAsia="思源黑体 CN Normal" w:hAnsi="思源黑体 CN Normal"/>
-                <w:sz w:val="17"/>
-                <w:szCs w:val="17"/>
-              </w:rPr>
-            </w:pPr>
-            <w:r>
-              <w:rPr>
-                <w:rFonts w:ascii="思源黑体 CN Normal" w:eastAsia="思源黑体 CN Normal" w:hAnsi="思源黑体 CN Normal" w:hint="eastAsia"/>
+              <w:t xml:space="preserve">{%p if a.cnv_type == </w:t>
+            </w:r>
+            <w:r>
+              <w:rPr>
+                <w:rFonts w:ascii="思源黑体 CN Normal" w:eastAsia="思源黑体 CN Normal" w:hAnsi="思源黑体 CN Normal"/>
                 <w:sz w:val="17"/>
                 <w:szCs w:val="17"/>
               </w:rPr>
               <w:lastRenderedPageBreak/>
+              <w:t>“HeteDel”%}</w:t>
+            </w:r>
+          </w:p>
+          <w:p>
+            <w:pPr>
+              <w:jc w:val="center"/>
+              <w:rPr>
+                <w:rFonts w:ascii="思源黑体 CN Normal" w:eastAsia="思源黑体 CN Normal" w:hAnsi="思源黑体 CN Normal"/>
+                <w:sz w:val="17"/>
+                <w:szCs w:val="17"/>
+              </w:rPr>
+            </w:pPr>
+            <w:r>
+              <w:rPr>
+                <w:rFonts w:ascii="思源黑体 CN Normal" w:eastAsia="思源黑体 CN Normal" w:hAnsi="思源黑体 CN Normal" w:hint="eastAsia"/>
+                <w:sz w:val="17"/>
+                <w:szCs w:val="17"/>
+              </w:rPr>
               <w:t>杂合</w:t>
             </w:r>
           </w:p>
@@ -3174,6 +3182,7 @@
                 <w:sz w:val="17"/>
                 <w:szCs w:val="17"/>
               </w:rPr>
+              <w:lastRenderedPageBreak/>
               <w:t>疑似致病性</w:t>
             </w:r>
           </w:p>
@@ -3237,6 +3246,7 @@
                 <w:sz w:val="17"/>
                 <w:szCs w:val="17"/>
               </w:rPr>
+              <w:lastRenderedPageBreak/>
               <w:t>{</w:t>
             </w:r>
             <w:r>
@@ -5537,6 +5547,7 @@
                 <w:sz w:val="17"/>
                 <w:szCs w:val="17"/>
               </w:rPr>
+              <w:lastRenderedPageBreak/>
               <w:t>{%</w:t>
             </w:r>
             <w:r>
@@ -5606,16 +5617,7 @@
                 <w:sz w:val="17"/>
                 <w:szCs w:val="17"/>
               </w:rPr>
-              <w:t xml:space="preserve">var.var_germline.level_5 + var_brca.gcnv_v2.B1_gcnv_L5 + var_brca.gcnv_v2.B2_gcnv_L5 + </w:t>
-            </w:r>
-            <w:r>
-              <w:rPr>
-                <w:rFonts w:ascii="思源黑体 CN Normal" w:eastAsia="思源黑体 CN Normal" w:hAnsi="思源黑体 CN Normal"/>
-                <w:sz w:val="17"/>
-                <w:szCs w:val="17"/>
-              </w:rPr>
-              <w:lastRenderedPageBreak/>
-              <w:t>var.var_germline.level_4+ var_brca.gcnv_v2.B1_gcnv_L4 + var_brca.gcnv_v2.B2_gcnv_L4</w:t>
+              <w:t>var.var_germline.level_5 + var_brca.gcnv_v2.B1_gcnv_L5 + var_brca.gcnv_v2.B2_gcnv_L5 + var.var_germline.level_4+ var_brca.gcnv_v2.B1_gcnv_L4 + var_brca.gcnv_v2.B2_gcnv_L4</w:t>
             </w:r>
             <w:r>
               <w:rPr>
@@ -5655,7 +5657,6 @@
                 <w:sz w:val="17"/>
                 <w:szCs w:val="17"/>
               </w:rPr>
-              <w:lastRenderedPageBreak/>
               <w:t>{{</w:t>
             </w:r>
             <w:r>
@@ -7020,6 +7021,7 @@
                 <w:sz w:val="17"/>
                 <w:szCs w:val="17"/>
               </w:rPr>
+              <w:lastRenderedPageBreak/>
               <w:t>未检测到此类变异</w:t>
             </w:r>
           </w:p>
@@ -7084,7 +7086,6 @@
           <w:szCs w:val="18"/>
           <w:highlight w:val="magenta"/>
         </w:rPr>
-        <w:lastRenderedPageBreak/>
         <w:t>{</w:t>
       </w:r>
       <w:r>
@@ -7188,9 +7189,9 @@
         <w:tblLook w:val="04A0" w:firstRow="1" w:lastRow="0" w:firstColumn="1" w:lastColumn="0" w:noHBand="0" w:noVBand="1"/>
       </w:tblPr>
       <w:tblGrid>
-        <w:gridCol w:w="2218"/>
-        <w:gridCol w:w="6244"/>
-        <w:gridCol w:w="1880"/>
+        <w:gridCol w:w="2261"/>
+        <w:gridCol w:w="6286"/>
+        <w:gridCol w:w="1795"/>
       </w:tblGrid>
       <w:tr>
         <w:trPr>
@@ -8071,9 +8072,9 @@
         <w:tblLook w:val="04A0" w:firstRow="1" w:lastRow="0" w:firstColumn="1" w:lastColumn="0" w:noHBand="0" w:noVBand="1"/>
       </w:tblPr>
       <w:tblGrid>
-        <w:gridCol w:w="2218"/>
-        <w:gridCol w:w="6244"/>
-        <w:gridCol w:w="1880"/>
+        <w:gridCol w:w="2261"/>
+        <w:gridCol w:w="6286"/>
+        <w:gridCol w:w="1795"/>
       </w:tblGrid>
       <w:tr>
         <w:trPr>
@@ -8614,6 +8615,7 @@
                 <w:sz w:val="17"/>
                 <w:szCs w:val="17"/>
               </w:rPr>
+              <w:lastRenderedPageBreak/>
               <w:t>/</w:t>
             </w:r>
           </w:p>
@@ -8650,16 +8652,7 @@
                 <w:sz w:val="17"/>
                 <w:szCs w:val="17"/>
               </w:rPr>
-              <w:t xml:space="preserve">{%p elif </w:t>
-            </w:r>
-            <w:r>
-              <w:rPr>
-                <w:rFonts w:ascii="思源黑体 CN Normal" w:eastAsia="思源黑体 CN Normal" w:hAnsi="思源黑体 CN Normal"/>
-                <w:sz w:val="17"/>
-                <w:szCs w:val="17"/>
-              </w:rPr>
-              <w:lastRenderedPageBreak/>
-              <w:t>a.type==”Gain”%}</w:t>
+              <w:t>{%p elif a.type==”Gain”%}</w:t>
             </w:r>
           </w:p>
           <w:p>
@@ -10996,6 +10989,7 @@
                 <w:sz w:val="17"/>
                 <w:szCs w:val="17"/>
               </w:rPr>
+              <w:lastRenderedPageBreak/>
               <w:t>{</w:t>
             </w:r>
             <w:r>
@@ -11036,222 +11030,230 @@
                 <w:sz w:val="17"/>
                 <w:szCs w:val="17"/>
               </w:rPr>
+              <w:t>{%p else%}</w:t>
+            </w:r>
+          </w:p>
+          <w:p>
+            <w:pPr>
+              <w:jc w:val="center"/>
+              <w:rPr>
+                <w:rFonts w:ascii="思源黑体 CN Normal" w:eastAsia="思源黑体 CN Normal" w:hAnsi="思源黑体 CN Normal" w:cs="思源黑体 CN Light"/>
+                <w:bCs/>
+                <w:iCs/>
+                <w:color w:val="000000"/>
+                <w:sz w:val="17"/>
+                <w:szCs w:val="17"/>
+              </w:rPr>
+            </w:pPr>
+            <w:r>
+              <w:rPr>
+                <w:rFonts w:ascii="思源黑体 CN Normal" w:eastAsia="思源黑体 CN Normal" w:hAnsi="思源黑体 CN Normal" w:cs="思源黑体 CN Light"/>
+                <w:bCs/>
+                <w:iCs/>
+                <w:color w:val="000000"/>
+                <w:sz w:val="17"/>
+                <w:szCs w:val="17"/>
+              </w:rPr>
+              <w:t>{%p if a.hgvs_c%}</w:t>
+            </w:r>
+          </w:p>
+          <w:p>
+            <w:pPr>
+              <w:jc w:val="center"/>
+              <w:rPr>
+                <w:rFonts w:ascii="思源黑体 CN Normal" w:eastAsia="思源黑体 CN Normal" w:hAnsi="思源黑体 CN Normal" w:cs="思源黑体 CN Light"/>
+                <w:bCs/>
+                <w:iCs/>
+                <w:color w:val="000000"/>
+                <w:sz w:val="17"/>
+                <w:szCs w:val="17"/>
+              </w:rPr>
+            </w:pPr>
+            <w:r>
+              <w:rPr>
+                <w:rFonts w:ascii="思源黑体 CN Normal" w:eastAsia="思源黑体 CN Normal" w:hAnsi="思源黑体 CN Normal" w:cs="思源黑体 CN Light"/>
+                <w:bCs/>
+                <w:iCs/>
+                <w:color w:val="000000"/>
+                <w:sz w:val="17"/>
+                <w:szCs w:val="17"/>
+              </w:rPr>
+              <w:t>{{a.gene_region}} {{a.hgvs_c}}{%if a.hgvs_p!=”p.?”%} {{a.hgvs_p}}{%endif%}</w:t>
+            </w:r>
+          </w:p>
+          <w:p>
+            <w:pPr>
+              <w:jc w:val="center"/>
+              <w:rPr>
+                <w:rFonts w:ascii="思源黑体 CN Normal" w:eastAsia="思源黑体 CN Normal" w:hAnsi="思源黑体 CN Normal" w:cs="思源黑体 CN Light"/>
+                <w:bCs/>
+                <w:iCs/>
+                <w:color w:val="000000"/>
+                <w:sz w:val="17"/>
+                <w:szCs w:val="17"/>
+              </w:rPr>
+            </w:pPr>
+            <w:r>
+              <w:rPr>
+                <w:rFonts w:ascii="思源黑体 CN Normal" w:eastAsia="思源黑体 CN Normal" w:hAnsi="思源黑体 CN Normal" w:cs="思源黑体 CN Light" w:hint="eastAsia"/>
+                <w:bCs/>
+                <w:iCs/>
+                <w:color w:val="000000"/>
+                <w:sz w:val="17"/>
+                <w:szCs w:val="17"/>
+              </w:rPr>
+              <w:t>{</w:t>
+            </w:r>
+            <w:r>
+              <w:rPr>
+                <w:rFonts w:ascii="思源黑体 CN Normal" w:eastAsia="思源黑体 CN Normal" w:hAnsi="思源黑体 CN Normal" w:cs="思源黑体 CN Light"/>
+                <w:bCs/>
+                <w:iCs/>
+                <w:color w:val="000000"/>
+                <w:sz w:val="17"/>
+                <w:szCs w:val="17"/>
+              </w:rPr>
+              <w:t>{a.transcript_primary}}</w:t>
+            </w:r>
+          </w:p>
+          <w:p>
+            <w:pPr>
+              <w:jc w:val="center"/>
+              <w:rPr>
+                <w:rFonts w:ascii="思源黑体 CN Normal" w:eastAsia="思源黑体 CN Normal" w:hAnsi="思源黑体 CN Normal" w:cs="思源黑体 CN Light"/>
+                <w:bCs/>
+                <w:iCs/>
+                <w:color w:val="000000"/>
+                <w:sz w:val="17"/>
+                <w:szCs w:val="17"/>
+              </w:rPr>
+            </w:pPr>
+            <w:r>
+              <w:rPr>
+                <w:rFonts w:ascii="思源黑体 CN Normal" w:eastAsia="思源黑体 CN Normal" w:hAnsi="思源黑体 CN Normal" w:cs="思源黑体 CN Light"/>
+                <w:bCs/>
+                <w:iCs/>
+                <w:color w:val="000000"/>
+                <w:sz w:val="17"/>
+                <w:szCs w:val="17"/>
+              </w:rPr>
+              <w:t>{%p else%}</w:t>
+            </w:r>
+          </w:p>
+          <w:p>
+            <w:pPr>
+              <w:jc w:val="center"/>
+              <w:rPr>
+                <w:rFonts w:ascii="思源黑体 CN Normal" w:eastAsia="思源黑体 CN Normal" w:hAnsi="思源黑体 CN Normal" w:cs="思源黑体 CN Light"/>
+                <w:bCs/>
+                <w:iCs/>
+                <w:color w:val="000000"/>
+                <w:sz w:val="17"/>
+                <w:szCs w:val="17"/>
+              </w:rPr>
+            </w:pPr>
+            <w:r>
+              <w:rPr>
+                <w:rFonts w:ascii="思源黑体 CN Normal" w:eastAsia="思源黑体 CN Normal" w:hAnsi="思源黑体 CN Normal" w:cs="思源黑体 CN Light" w:hint="eastAsia"/>
+                <w:bCs/>
+                <w:iCs/>
+                <w:color w:val="000000"/>
+                <w:sz w:val="17"/>
+                <w:szCs w:val="17"/>
+              </w:rPr>
+              <w:t>未检测到致病性、疑似致病性、意义不明确胚系</w:t>
+            </w:r>
+            <w:r>
+              <w:rPr>
+                <w:rFonts w:ascii="思源黑体 CN Normal" w:eastAsia="思源黑体 CN Normal" w:hAnsi="思源黑体 CN Normal" w:cs="思源黑体 CN Light"/>
+                <w:bCs/>
+                <w:iCs/>
+                <w:color w:val="000000"/>
+                <w:sz w:val="17"/>
+                <w:szCs w:val="17"/>
+              </w:rPr>
+              <w:t>变异</w:t>
+            </w:r>
+          </w:p>
+          <w:p>
+            <w:pPr>
+              <w:jc w:val="center"/>
+              <w:rPr>
+                <w:rFonts w:ascii="思源黑体 CN Normal" w:eastAsia="思源黑体 CN Normal" w:hAnsi="思源黑体 CN Normal" w:cs="思源黑体 CN Light"/>
+                <w:bCs/>
+                <w:iCs/>
+                <w:color w:val="000000"/>
+                <w:sz w:val="17"/>
+                <w:szCs w:val="17"/>
+              </w:rPr>
+            </w:pPr>
+            <w:r>
+              <w:rPr>
+                <w:rFonts w:ascii="思源黑体 CN Normal" w:eastAsia="思源黑体 CN Normal" w:hAnsi="思源黑体 CN Normal" w:cs="思源黑体 CN Light"/>
+                <w:bCs/>
+                <w:iCs/>
+                <w:color w:val="000000"/>
+                <w:sz w:val="17"/>
+                <w:szCs w:val="17"/>
+              </w:rPr>
+              <w:t>{%p endif%}</w:t>
+            </w:r>
+          </w:p>
+          <w:p>
+            <w:pPr>
+              <w:jc w:val="center"/>
+              <w:rPr>
+                <w:rFonts w:ascii="思源黑体 CN Normal" w:eastAsia="思源黑体 CN Normal" w:hAnsi="思源黑体 CN Normal"/>
+                <w:sz w:val="17"/>
+                <w:szCs w:val="17"/>
+              </w:rPr>
+            </w:pPr>
+            <w:r>
+              <w:rPr>
+                <w:rFonts w:ascii="思源黑体 CN Normal" w:eastAsia="思源黑体 CN Normal" w:hAnsi="思源黑体 CN Normal" w:cs="思源黑体 CN Light" w:hint="eastAsia"/>
+                <w:bCs/>
+                <w:iCs/>
+                <w:color w:val="000000"/>
+                <w:sz w:val="17"/>
+                <w:szCs w:val="17"/>
+              </w:rPr>
+              <w:t>{</w:t>
+            </w:r>
+            <w:r>
+              <w:rPr>
+                <w:rFonts w:ascii="思源黑体 CN Normal" w:eastAsia="思源黑体 CN Normal" w:hAnsi="思源黑体 CN Normal" w:cs="思源黑体 CN Light"/>
+                <w:bCs/>
+                <w:iCs/>
+                <w:color w:val="000000"/>
+                <w:sz w:val="17"/>
+                <w:szCs w:val="17"/>
+              </w:rPr>
+              <w:t>%p endif%}</w:t>
+            </w:r>
+          </w:p>
+        </w:tc>
+        <w:tc>
+          <w:tcPr>
+            <w:tcW w:w="949" w:type="dxa"/>
+          </w:tcPr>
+          <w:p>
+            <w:pPr>
+              <w:jc w:val="center"/>
+              <w:rPr>
+                <w:rFonts w:ascii="思源黑体 CN Normal" w:eastAsia="思源黑体 CN Normal" w:hAnsi="思源黑体 CN Normal"/>
+                <w:sz w:val="17"/>
+                <w:szCs w:val="17"/>
+              </w:rPr>
+            </w:pPr>
+            <w:r>
+              <w:rPr>
+                <w:rFonts w:ascii="思源黑体 CN Normal" w:eastAsia="思源黑体 CN Normal" w:hAnsi="思源黑体 CN Normal"/>
+                <w:sz w:val="17"/>
+                <w:szCs w:val="17"/>
+              </w:rPr>
               <w:lastRenderedPageBreak/>
-              <w:t>{%p else%}</w:t>
-            </w:r>
-          </w:p>
-          <w:p>
-            <w:pPr>
-              <w:jc w:val="center"/>
-              <w:rPr>
-                <w:rFonts w:ascii="思源黑体 CN Normal" w:eastAsia="思源黑体 CN Normal" w:hAnsi="思源黑体 CN Normal" w:cs="思源黑体 CN Light"/>
-                <w:bCs/>
-                <w:iCs/>
-                <w:color w:val="000000"/>
-                <w:sz w:val="17"/>
-                <w:szCs w:val="17"/>
-              </w:rPr>
-            </w:pPr>
-            <w:r>
-              <w:rPr>
-                <w:rFonts w:ascii="思源黑体 CN Normal" w:eastAsia="思源黑体 CN Normal" w:hAnsi="思源黑体 CN Normal" w:cs="思源黑体 CN Light"/>
-                <w:bCs/>
-                <w:iCs/>
-                <w:color w:val="000000"/>
-                <w:sz w:val="17"/>
-                <w:szCs w:val="17"/>
-              </w:rPr>
-              <w:t>{%p if a.hgvs_c%}</w:t>
-            </w:r>
-          </w:p>
-          <w:p>
-            <w:pPr>
-              <w:jc w:val="center"/>
-              <w:rPr>
-                <w:rFonts w:ascii="思源黑体 CN Normal" w:eastAsia="思源黑体 CN Normal" w:hAnsi="思源黑体 CN Normal" w:cs="思源黑体 CN Light"/>
-                <w:bCs/>
-                <w:iCs/>
-                <w:color w:val="000000"/>
-                <w:sz w:val="17"/>
-                <w:szCs w:val="17"/>
-              </w:rPr>
-            </w:pPr>
-            <w:r>
-              <w:rPr>
-                <w:rFonts w:ascii="思源黑体 CN Normal" w:eastAsia="思源黑体 CN Normal" w:hAnsi="思源黑体 CN Normal" w:cs="思源黑体 CN Light"/>
-                <w:bCs/>
-                <w:iCs/>
-                <w:color w:val="000000"/>
-                <w:sz w:val="17"/>
-                <w:szCs w:val="17"/>
-              </w:rPr>
-              <w:t>{{a.gene_region}} {{a.hgvs_c}}{%if a.hgvs_p!=”p.?”%} {{a.hgvs_p}}{%endif%}</w:t>
-            </w:r>
-          </w:p>
-          <w:p>
-            <w:pPr>
-              <w:jc w:val="center"/>
-              <w:rPr>
-                <w:rFonts w:ascii="思源黑体 CN Normal" w:eastAsia="思源黑体 CN Normal" w:hAnsi="思源黑体 CN Normal" w:cs="思源黑体 CN Light"/>
-                <w:bCs/>
-                <w:iCs/>
-                <w:color w:val="000000"/>
-                <w:sz w:val="17"/>
-                <w:szCs w:val="17"/>
-              </w:rPr>
-            </w:pPr>
-            <w:r>
-              <w:rPr>
-                <w:rFonts w:ascii="思源黑体 CN Normal" w:eastAsia="思源黑体 CN Normal" w:hAnsi="思源黑体 CN Normal" w:cs="思源黑体 CN Light" w:hint="eastAsia"/>
-                <w:bCs/>
-                <w:iCs/>
-                <w:color w:val="000000"/>
-                <w:sz w:val="17"/>
-                <w:szCs w:val="17"/>
-              </w:rPr>
-              <w:t>{</w:t>
-            </w:r>
-            <w:r>
-              <w:rPr>
-                <w:rFonts w:ascii="思源黑体 CN Normal" w:eastAsia="思源黑体 CN Normal" w:hAnsi="思源黑体 CN Normal" w:cs="思源黑体 CN Light"/>
-                <w:bCs/>
-                <w:iCs/>
-                <w:color w:val="000000"/>
-                <w:sz w:val="17"/>
-                <w:szCs w:val="17"/>
-              </w:rPr>
-              <w:t>{a.transcript_primary}}</w:t>
-            </w:r>
-          </w:p>
-          <w:p>
-            <w:pPr>
-              <w:jc w:val="center"/>
-              <w:rPr>
-                <w:rFonts w:ascii="思源黑体 CN Normal" w:eastAsia="思源黑体 CN Normal" w:hAnsi="思源黑体 CN Normal" w:cs="思源黑体 CN Light"/>
-                <w:bCs/>
-                <w:iCs/>
-                <w:color w:val="000000"/>
-                <w:sz w:val="17"/>
-                <w:szCs w:val="17"/>
-              </w:rPr>
-            </w:pPr>
-            <w:r>
-              <w:rPr>
-                <w:rFonts w:ascii="思源黑体 CN Normal" w:eastAsia="思源黑体 CN Normal" w:hAnsi="思源黑体 CN Normal" w:cs="思源黑体 CN Light"/>
-                <w:bCs/>
-                <w:iCs/>
-                <w:color w:val="000000"/>
-                <w:sz w:val="17"/>
-                <w:szCs w:val="17"/>
-              </w:rPr>
-              <w:t>{%p else%}</w:t>
-            </w:r>
-          </w:p>
-          <w:p>
-            <w:pPr>
-              <w:jc w:val="center"/>
-              <w:rPr>
-                <w:rFonts w:ascii="思源黑体 CN Normal" w:eastAsia="思源黑体 CN Normal" w:hAnsi="思源黑体 CN Normal" w:cs="思源黑体 CN Light"/>
-                <w:bCs/>
-                <w:iCs/>
-                <w:color w:val="000000"/>
-                <w:sz w:val="17"/>
-                <w:szCs w:val="17"/>
-              </w:rPr>
-            </w:pPr>
-            <w:r>
-              <w:rPr>
-                <w:rFonts w:ascii="思源黑体 CN Normal" w:eastAsia="思源黑体 CN Normal" w:hAnsi="思源黑体 CN Normal" w:cs="思源黑体 CN Light" w:hint="eastAsia"/>
-                <w:bCs/>
-                <w:iCs/>
-                <w:color w:val="000000"/>
-                <w:sz w:val="17"/>
-                <w:szCs w:val="17"/>
-              </w:rPr>
-              <w:t>未检测到致病性、疑似致病性、意义不明确胚系</w:t>
-            </w:r>
-            <w:r>
-              <w:rPr>
-                <w:rFonts w:ascii="思源黑体 CN Normal" w:eastAsia="思源黑体 CN Normal" w:hAnsi="思源黑体 CN Normal" w:cs="思源黑体 CN Light"/>
-                <w:bCs/>
-                <w:iCs/>
-                <w:color w:val="000000"/>
-                <w:sz w:val="17"/>
-                <w:szCs w:val="17"/>
-              </w:rPr>
-              <w:t>变异</w:t>
-            </w:r>
-          </w:p>
-          <w:p>
-            <w:pPr>
-              <w:jc w:val="center"/>
-              <w:rPr>
-                <w:rFonts w:ascii="思源黑体 CN Normal" w:eastAsia="思源黑体 CN Normal" w:hAnsi="思源黑体 CN Normal" w:cs="思源黑体 CN Light"/>
-                <w:bCs/>
-                <w:iCs/>
-                <w:color w:val="000000"/>
-                <w:sz w:val="17"/>
-                <w:szCs w:val="17"/>
-              </w:rPr>
-            </w:pPr>
-            <w:r>
-              <w:rPr>
-                <w:rFonts w:ascii="思源黑体 CN Normal" w:eastAsia="思源黑体 CN Normal" w:hAnsi="思源黑体 CN Normal" w:cs="思源黑体 CN Light"/>
-                <w:bCs/>
-                <w:iCs/>
-                <w:color w:val="000000"/>
-                <w:sz w:val="17"/>
-                <w:szCs w:val="17"/>
-              </w:rPr>
-              <w:t>{%p endif%}</w:t>
-            </w:r>
-          </w:p>
-          <w:p>
-            <w:pPr>
-              <w:jc w:val="center"/>
-              <w:rPr>
-                <w:rFonts w:ascii="思源黑体 CN Normal" w:eastAsia="思源黑体 CN Normal" w:hAnsi="思源黑体 CN Normal"/>
-                <w:sz w:val="17"/>
-                <w:szCs w:val="17"/>
-              </w:rPr>
-            </w:pPr>
-            <w:r>
-              <w:rPr>
-                <w:rFonts w:ascii="思源黑体 CN Normal" w:eastAsia="思源黑体 CN Normal" w:hAnsi="思源黑体 CN Normal" w:cs="思源黑体 CN Light" w:hint="eastAsia"/>
-                <w:bCs/>
-                <w:iCs/>
-                <w:color w:val="000000"/>
-                <w:sz w:val="17"/>
-                <w:szCs w:val="17"/>
-              </w:rPr>
-              <w:t>{</w:t>
-            </w:r>
-            <w:r>
-              <w:rPr>
-                <w:rFonts w:ascii="思源黑体 CN Normal" w:eastAsia="思源黑体 CN Normal" w:hAnsi="思源黑体 CN Normal" w:cs="思源黑体 CN Light"/>
-                <w:bCs/>
-                <w:iCs/>
-                <w:color w:val="000000"/>
-                <w:sz w:val="17"/>
-                <w:szCs w:val="17"/>
-              </w:rPr>
-              <w:t>%p endif%}</w:t>
-            </w:r>
-          </w:p>
-        </w:tc>
-        <w:tc>
-          <w:tcPr>
-            <w:tcW w:w="949" w:type="dxa"/>
-          </w:tcPr>
-          <w:p>
-            <w:pPr>
-              <w:jc w:val="center"/>
-              <w:rPr>
-                <w:rFonts w:ascii="思源黑体 CN Normal" w:eastAsia="思源黑体 CN Normal" w:hAnsi="思源黑体 CN Normal"/>
-                <w:sz w:val="17"/>
-                <w:szCs w:val="17"/>
-              </w:rPr>
-            </w:pPr>
+              <w:t>{%p if a.type==”Loss”</w:t>
+            </w:r>
             <w:r>
               <w:rPr>
                 <w:rFonts w:ascii="思源黑体 CN Normal" w:eastAsia="思源黑体 CN Normal" w:hAnsi="思源黑体 CN Normal"/>
@@ -11259,25 +11261,24 @@
                 <w:szCs w:val="17"/>
               </w:rPr>
               <w:lastRenderedPageBreak/>
-              <w:t>{%p if a.type==”Loss”%}</w:t>
-            </w:r>
-          </w:p>
-          <w:p>
-            <w:pPr>
-              <w:jc w:val="center"/>
-              <w:rPr>
-                <w:rFonts w:ascii="思源黑体 CN Normal" w:eastAsia="思源黑体 CN Normal" w:hAnsi="思源黑体 CN Normal"/>
-                <w:sz w:val="17"/>
-                <w:szCs w:val="17"/>
-              </w:rPr>
-            </w:pPr>
-            <w:r>
-              <w:rPr>
-                <w:rFonts w:ascii="思源黑体 CN Normal" w:eastAsia="思源黑体 CN Normal" w:hAnsi="思源黑体 CN Normal"/>
-                <w:sz w:val="17"/>
-                <w:szCs w:val="17"/>
-              </w:rPr>
-              <w:lastRenderedPageBreak/>
+              <w:t>%}</w:t>
+            </w:r>
+          </w:p>
+          <w:p>
+            <w:pPr>
+              <w:jc w:val="center"/>
+              <w:rPr>
+                <w:rFonts w:ascii="思源黑体 CN Normal" w:eastAsia="思源黑体 CN Normal" w:hAnsi="思源黑体 CN Normal"/>
+                <w:sz w:val="17"/>
+                <w:szCs w:val="17"/>
+              </w:rPr>
+            </w:pPr>
+            <w:r>
+              <w:rPr>
+                <w:rFonts w:ascii="思源黑体 CN Normal" w:eastAsia="思源黑体 CN Normal" w:hAnsi="思源黑体 CN Normal"/>
+                <w:sz w:val="17"/>
+                <w:szCs w:val="17"/>
+              </w:rPr>
               <w:t>/</w:t>
             </w:r>
           </w:p>
@@ -11636,6 +11637,7 @@
                 <w:sz w:val="17"/>
                 <w:szCs w:val="17"/>
               </w:rPr>
+              <w:lastRenderedPageBreak/>
               <w:t>{</w:t>
             </w:r>
             <w:r>
@@ -11644,16 +11646,7 @@
                 <w:sz w:val="17"/>
                 <w:szCs w:val="17"/>
               </w:rPr>
-              <w:t xml:space="preserve">%p if </w:t>
-            </w:r>
-            <w:r>
-              <w:rPr>
-                <w:rFonts w:ascii="思源黑体 CN Normal" w:eastAsia="思源黑体 CN Normal" w:hAnsi="思源黑体 CN Normal"/>
-                <w:sz w:val="17"/>
-                <w:szCs w:val="17"/>
-              </w:rPr>
-              <w:lastRenderedPageBreak/>
-              <w:t>a.clinic_num_g==5%}</w:t>
+              <w:t>%p if a.clinic_num_g==5%}</w:t>
             </w:r>
           </w:p>
           <w:p>
@@ -12585,6 +12578,7 @@
                 <w:sz w:val="17"/>
                 <w:szCs w:val="17"/>
               </w:rPr>
+              <w:lastRenderedPageBreak/>
               <w:t>未检测到致病性、疑似致病性、意义不明确胚系</w:t>
             </w:r>
             <w:r>
@@ -12620,7 +12614,6 @@
                 <w:sz w:val="17"/>
                 <w:szCs w:val="17"/>
               </w:rPr>
-              <w:lastRenderedPageBreak/>
               <w:t>{%p endif%}</w:t>
             </w:r>
           </w:p>
@@ -12735,16 +12728,8 @@
                 <w:sz w:val="17"/>
                 <w:szCs w:val="17"/>
               </w:rPr>
-              <w:t xml:space="preserve">{%p elif </w:t>
-            </w:r>
-            <w:r>
-              <w:rPr>
-                <w:rFonts w:ascii="思源黑体 CN Normal" w:eastAsia="思源黑体 CN Normal" w:hAnsi="思源黑体 CN Normal"/>
-                <w:sz w:val="17"/>
-                <w:szCs w:val="17"/>
-              </w:rPr>
               <w:lastRenderedPageBreak/>
-              <w:t>a.cnv_type == “HomoDel”%}</w:t>
+              <w:t>{%p elif a.cnv_type == “HomoDel”%}</w:t>
             </w:r>
           </w:p>
           <w:p>
@@ -13253,6 +13238,7 @@
                 <w:sz w:val="17"/>
                 <w:szCs w:val="17"/>
               </w:rPr>
+              <w:lastRenderedPageBreak/>
               <w:t>疑似致病性</w:t>
             </w:r>
           </w:p>
@@ -13271,7 +13257,6 @@
                 <w:sz w:val="17"/>
                 <w:szCs w:val="17"/>
               </w:rPr>
-              <w:lastRenderedPageBreak/>
               <w:t>{%</w:t>
             </w:r>
             <w:r>
@@ -13747,6 +13732,7 @@
                 <w:sz w:val="17"/>
                 <w:szCs w:val="17"/>
               </w:rPr>
+              <w:lastRenderedPageBreak/>
               <w:t>{%p else%}</w:t>
             </w:r>
           </w:p>
@@ -13795,7 +13781,6 @@
                 <w:sz w:val="17"/>
                 <w:szCs w:val="17"/>
               </w:rPr>
-              <w:lastRenderedPageBreak/>
               <w:t>{{a.gene_region}} {{a.hgvs_c}}{%if a.hgvs_p!=”p.?”%} {{a.hgvs_p}}{%endif%}</w:t>
             </w:r>
           </w:p>
@@ -13988,16 +13973,8 @@
                 <w:sz w:val="17"/>
                 <w:szCs w:val="17"/>
               </w:rPr>
-              <w:t>{%p if a.cnv_ty</w:t>
-            </w:r>
-            <w:r>
-              <w:rPr>
-                <w:rFonts w:ascii="思源黑体 CN Normal" w:eastAsia="思源黑体 CN Normal" w:hAnsi="思源黑体 CN Normal"/>
-                <w:sz w:val="17"/>
-                <w:szCs w:val="17"/>
-              </w:rPr>
               <w:lastRenderedPageBreak/>
-              <w:t>pe == “HeteDel”%}</w:t>
+              <w:t>{%p if a.cnv_type == “HeteDel”%}</w:t>
             </w:r>
           </w:p>
           <w:p>
@@ -14471,25 +14448,33 @@
                 <w:sz w:val="17"/>
                 <w:szCs w:val="17"/>
               </w:rPr>
-              <w:t>%p if a.clinic_num_g==5%}</w:t>
-            </w:r>
-          </w:p>
-          <w:p>
-            <w:pPr>
-              <w:jc w:val="center"/>
-              <w:rPr>
-                <w:rFonts w:ascii="思源黑体 CN Normal" w:eastAsia="思源黑体 CN Normal" w:hAnsi="思源黑体 CN Normal"/>
-                <w:sz w:val="17"/>
-                <w:szCs w:val="17"/>
-              </w:rPr>
-            </w:pPr>
-            <w:r>
-              <w:rPr>
-                <w:rFonts w:ascii="思源黑体 CN Normal" w:eastAsia="思源黑体 CN Normal" w:hAnsi="思源黑体 CN Normal" w:hint="eastAsia"/>
+              <w:t xml:space="preserve">%p if </w:t>
+            </w:r>
+            <w:r>
+              <w:rPr>
+                <w:rFonts w:ascii="思源黑体 CN Normal" w:eastAsia="思源黑体 CN Normal" w:hAnsi="思源黑体 CN Normal"/>
                 <w:sz w:val="17"/>
                 <w:szCs w:val="17"/>
               </w:rPr>
               <w:lastRenderedPageBreak/>
+              <w:t>a.clinic_num_g==5%}</w:t>
+            </w:r>
+          </w:p>
+          <w:p>
+            <w:pPr>
+              <w:jc w:val="center"/>
+              <w:rPr>
+                <w:rFonts w:ascii="思源黑体 CN Normal" w:eastAsia="思源黑体 CN Normal" w:hAnsi="思源黑体 CN Normal"/>
+                <w:sz w:val="17"/>
+                <w:szCs w:val="17"/>
+              </w:rPr>
+            </w:pPr>
+            <w:r>
+              <w:rPr>
+                <w:rFonts w:ascii="思源黑体 CN Normal" w:eastAsia="思源黑体 CN Normal" w:hAnsi="思源黑体 CN Normal" w:hint="eastAsia"/>
+                <w:sz w:val="17"/>
+                <w:szCs w:val="17"/>
+              </w:rPr>
               <w:t>致病性</w:t>
             </w:r>
           </w:p>
@@ -14801,6 +14786,7 @@
           <w:szCs w:val="18"/>
           <w:highlight w:val="magenta"/>
         </w:rPr>
+        <w:lastRenderedPageBreak/>
         <w:t>{</w:t>
       </w:r>
       <w:r>
@@ -14837,7 +14823,6 @@
           <w:sz w:val="16"/>
           <w:szCs w:val="16"/>
         </w:rPr>
-        <w:lastRenderedPageBreak/>
         <w:t>注：</w:t>
       </w:r>
     </w:p>
@@ -16964,6 +16949,7 @@
                 <w:sz w:val="17"/>
                 <w:szCs w:val="17"/>
               </w:rPr>
+              <w:lastRenderedPageBreak/>
               <w:t>{%p endif%}</w:t>
             </w:r>
           </w:p>
@@ -17005,6 +16991,7 @@
                 <w:sz w:val="17"/>
                 <w:szCs w:val="17"/>
               </w:rPr>
+              <w:lastRenderedPageBreak/>
               <w:t>遗传风险</w:t>
             </w:r>
           </w:p>
@@ -18109,6 +18096,7 @@
                 <w:sz w:val="17"/>
                 <w:szCs w:val="17"/>
               </w:rPr>
+              <w:lastRenderedPageBreak/>
               <w:t>治疗策略</w:t>
             </w:r>
           </w:p>
@@ -18421,7 +18409,6 @@
                 <w:sz w:val="17"/>
                 <w:szCs w:val="17"/>
               </w:rPr>
-              <w:lastRenderedPageBreak/>
               <w:t>{%p endif%}</w:t>
             </w:r>
           </w:p>
@@ -18514,7 +18501,6 @@
                 <w:sz w:val="17"/>
                 <w:szCs w:val="17"/>
               </w:rPr>
-              <w:lastRenderedPageBreak/>
               <w:t>遗传风险</w:t>
             </w:r>
           </w:p>
@@ -19248,6 +19234,7 @@
           <w:rFonts w:hint="eastAsia"/>
           <w:highlight w:val="magenta"/>
         </w:rPr>
+        <w:lastRenderedPageBreak/>
         <w:t xml:space="preserve">{%p if judge_brca_cnv == </w:t>
       </w:r>
       <w:r>
@@ -19795,7 +19782,6 @@
           <w:sz w:val="16"/>
           <w:szCs w:val="16"/>
         </w:rPr>
-        <w:lastRenderedPageBreak/>
         <w:t>{</w:t>
       </w:r>
       <w:r>
@@ -20353,6 +20339,7 @@
                 <w:sz w:val="18"/>
                 <w:szCs w:val="18"/>
               </w:rPr>
+              <w:lastRenderedPageBreak/>
               <w:t>{</w:t>
             </w:r>
             <w:r>
@@ -20404,6 +20391,7 @@
                 <w:sz w:val="17"/>
                 <w:szCs w:val="17"/>
               </w:rPr>
+              <w:lastRenderedPageBreak/>
               <w:t>基因介绍</w:t>
             </w:r>
           </w:p>
@@ -31096,6 +31084,7 @@
                 <w:sz w:val="15"/>
                 <w:szCs w:val="15"/>
               </w:rPr>
+              <w:lastRenderedPageBreak/>
               <w:t>TP53</w:t>
             </w:r>
           </w:p>
@@ -31239,7 +31228,6 @@
                 <w:sz w:val="15"/>
                 <w:szCs w:val="15"/>
               </w:rPr>
-              <w:lastRenderedPageBreak/>
               <w:t>注：</w:t>
             </w:r>
             <w:r>
@@ -38005,6 +37993,7 @@
           <w:szCs w:val="18"/>
           <w:highlight w:val="yellow"/>
         </w:rPr>
+        <w:lastRenderedPageBreak/>
         <w:t>{%p endif%}</w:t>
       </w:r>
       <w:bookmarkEnd w:id="7"/>
@@ -39169,7 +39158,7 @@
           <w:sz w:val="18"/>
           <w:szCs w:val="18"/>
         </w:rPr>
-        <w:t>同源重组修复相关基因突变及HRD状态可以指导PARP抑制剂靶向治疗。目前，全球已有多种PARP抑制剂获批上市，如由FDA批准的奥拉帕利（Olaparib）、鲁卡帕尼（Rucaparib）、尼拉帕利（Niraparib）、他拉唑帕利（Talazoparib）以及近期由NMPA批准的氟唑帕利（Fluzoparib）和帕米帕利（Pamiparib）等，已经相继在卵巢癌、前列腺癌、乳腺癌、胰腺癌等肿瘤中获批诸多适应症，其中也包括以HRR基因突变和HRD作为生物标志物的适应症获批。HRD检测在PARP抑制剂治疗卵巢癌中具有重要的应用价值；在乳腺癌、胰腺癌、前列腺癌中，其对PARP抑制剂或含铂类 药物的临床应用可能也具有潜在的指导价值。</w:t>
+        <w:t>同源重组修复相关基因突变及HRD状态可以指导PARP抑制剂靶向治疗。目前，全球已有多种PARP抑制剂获批上市，如由FDA批准的奥拉帕利（Olaparib）、鲁卡帕尼（Rucaparib）、尼拉帕利（Niraparib）、他拉唑帕利（Talazoparib）以及近期由NMPA批准的氟唑帕利（Fluzoparib）和帕米帕利（Pamiparib）等，已经相继在卵巢癌、前列腺癌、乳腺癌、胰腺癌等肿瘤中获批诸多适应症，其中也包括以HRR基因突变和HRD作为生物标志物的适应症获批。HRD检测在PARP抑制剂治疗卵巢癌中具有重要的应用价值；在乳腺癌、胰腺癌、前列腺癌中，其对PARP抑制剂或含铂类药物的临床应用可能也具有潜在的指导价值。</w:t>
       </w:r>
     </w:p>
     <w:p>
@@ -42929,10 +42918,6 @@
 </file>
 
 <file path=customXml/item1.xml><?xml version="1.0" encoding="utf-8"?>
-<b:Sources xmlns:b="http://schemas.openxmlformats.org/officeDocument/2006/bibliography" xmlns="http://schemas.openxmlformats.org/officeDocument/2006/bibliography" SelectedStyle="\APA.XSL" StyleName="APA"/>
-</file>
-
-<file path=customXml/item2.xml><?xml version="1.0" encoding="utf-8"?>
 <s:customData xmlns="http://www.wps.cn/officeDocument/2013/wpsCustomData" xmlns:s="http://www.wps.cn/officeDocument/2013/wpsCustomData">
   <customSectProps>
     <customSectPr/>
@@ -42943,18 +42928,22 @@
 </s:customData>
 </file>
 
+<file path=customXml/item2.xml><?xml version="1.0" encoding="utf-8"?>
+<b:Sources xmlns:b="http://schemas.openxmlformats.org/officeDocument/2006/bibliography" xmlns="http://schemas.openxmlformats.org/officeDocument/2006/bibliography" SelectedStyle="\APA.XSL" StyleName="APA"/>
+</file>
+
 <file path=customXml/itemProps1.xml><?xml version="1.0" encoding="utf-8"?>
+<ds:datastoreItem xmlns:ds="http://schemas.openxmlformats.org/officeDocument/2006/customXml" ds:itemID="{B1977F7D-205B-4081-913C-38D41E755F92}">
+  <ds:schemaRefs>
+    <ds:schemaRef ds:uri="http://www.wps.cn/officeDocument/2013/wpsCustomData"/>
+  </ds:schemaRefs>
+</ds:datastoreItem>
+</file>
+
+<file path=customXml/itemProps2.xml><?xml version="1.0" encoding="utf-8"?>
 <ds:datastoreItem xmlns:ds="http://schemas.openxmlformats.org/officeDocument/2006/customXml" ds:itemID="{A9B40C53-BC02-498E-AD22-76DB8DB107AA}">
   <ds:schemaRefs>
     <ds:schemaRef ds:uri="http://schemas.openxmlformats.org/officeDocument/2006/bibliography"/>
   </ds:schemaRefs>
 </ds:datastoreItem>
-</file>
-
-<file path=customXml/itemProps2.xml><?xml version="1.0" encoding="utf-8"?>
-<ds:datastoreItem xmlns:ds="http://schemas.openxmlformats.org/officeDocument/2006/customXml" ds:itemID="{B1977F7D-205B-4081-913C-38D41E755F92}">
-  <ds:schemaRefs>
-    <ds:schemaRef ds:uri="http://www.wps.cn/officeDocument/2013/wpsCustomData"/>
-  </ds:schemaRefs>
-</ds:datastoreItem>
 </file>